--- a/downloads/documents/05 Materials/Unit 01/Slides/Slides 01.21 - Menu Card, Pitch, and Tasting Gallery.docx
+++ b/downloads/documents/05 Materials/Unit 01/Slides/Slides 01.21 - Menu Card, Pitch, and Tasting Gallery.docx
@@ -6,9 +6,9 @@
       <w:pPr>
         <w:pStyle w:val="Heading1"/>
       </w:pPr>
-      <w:bookmarkStart w:id="20" w:name="X3f3ba8a597d8b72d63f742b7cbbc5b0829da87e"/>
-      <w:r>
-        <w:t xml:space="preserve">Slides 01.21: Menu Card, Pitch, and Tasting Gallery</w:t>
+      <w:bookmarkStart w:id="20" w:name="Xb5f06f2c3b98e1dae0dc584ac0258e7d6b8de30"/>
+      <w:r>
+        <w:t xml:space="preserve">Slides 1.21: Menu Card, Pitch, and Tasting Gallery</w:t>
       </w:r>
       <w:bookmarkEnd w:id="20"/>
     </w:p>
